--- a/10moSemestre/Redaccion/TP4/TP4.Chanquia,Joaquin.docx
+++ b/10moSemestre/Redaccion/TP4/TP4.Chanquia,Joaquin.docx
@@ -617,7 +617,43 @@
         <w:rPr>
           <w:rFonts w:ascii="Times New Roman" w:hAnsi="Times New Roman"/>
         </w:rPr>
-        <w:t>Como pedido inicial para la figura se utilizó la partición incluida en el TP3, así se podía generar un diagrama del proceso del litio, desde su extracción hasta su utilización en las baterías:</w:t>
+        <w:t xml:space="preserve">Se utilizó la inteligencia artificial Napkin AI. </w:t>
+      </w:r>
+      <w:r>
+        <w:rPr>
+          <w:rFonts w:ascii="Times New Roman" w:hAnsi="Times New Roman"/>
+        </w:rPr>
+        <w:t>Como pedido inicial para la figura se utilizó la partición incluida en el TP3</w:t>
+      </w:r>
+      <w:r>
+        <w:rPr>
+          <w:rFonts w:ascii="Times New Roman" w:hAnsi="Times New Roman"/>
+        </w:rPr>
+        <w:t xml:space="preserve">. De esta forma </w:t>
+      </w:r>
+      <w:r>
+        <w:rPr>
+          <w:rFonts w:ascii="Times New Roman" w:hAnsi="Times New Roman"/>
+        </w:rPr>
+        <w:t>se p</w:t>
+      </w:r>
+      <w:r>
+        <w:rPr>
+          <w:rFonts w:ascii="Times New Roman" w:hAnsi="Times New Roman"/>
+        </w:rPr>
+        <w:t>udo</w:t>
+      </w:r>
+      <w:r>
+        <w:rPr>
+          <w:rFonts w:ascii="Times New Roman" w:hAnsi="Times New Roman"/>
+        </w:rPr>
+        <w:t xml:space="preserve"> generar un diagrama del proceso del litio, desde su extracción hasta su utilización en las baterías</w:t>
+      </w:r>
+      <w:r>
+        <w:rPr>
+          <w:rFonts w:ascii="Times New Roman" w:hAnsi="Times New Roman"/>
+        </w:rPr>
+        <w:t>. La consigna enviada a la IA fue la siguiente:</w:t>
       </w:r>
     </w:p>
     <w:p>
@@ -821,16 +857,30 @@
       <w:pPr>
         <w:rPr>
           <w:rFonts w:ascii="Times New Roman" w:hAnsi="Times New Roman"/>
-          <w:b/>
-          <w:sz w:val="28"/>
-        </w:rPr>
-      </w:pPr>
-      <w:r>
-        <w:rPr>
-          <w:rFonts w:ascii="Times New Roman" w:hAnsi="Times New Roman"/>
-          <w:b/>
-          <w:sz w:val="28"/>
-        </w:rPr>
+        </w:rPr>
+      </w:pPr>
+      <w:r>
+        <w:rPr>
+          <w:rFonts w:ascii="Times New Roman" w:hAnsi="Times New Roman"/>
+        </w:rPr>
+        <w:br w:type="page"/>
+      </w:r>
+    </w:p>
+    <w:p>
+      <w:pPr>
+        <w:rPr>
+          <w:rFonts w:ascii="Times New Roman" w:hAnsi="Times New Roman"/>
+          <w:b/>
+          <w:sz w:val="28"/>
+        </w:rPr>
+      </w:pPr>
+      <w:r>
+        <w:rPr>
+          <w:rFonts w:ascii="Times New Roman" w:hAnsi="Times New Roman"/>
+          <w:b/>
+          <w:sz w:val="28"/>
+        </w:rPr>
+        <w:lastRenderedPageBreak/>
         <w:t>1.</w:t>
       </w:r>
       <w:r>
@@ -888,14 +938,7 @@
         <w:rPr>
           <w:rFonts w:ascii="Times New Roman" w:hAnsi="Times New Roman"/>
         </w:rPr>
-        <w:t xml:space="preserve">o de la </w:t>
-      </w:r>
-      <w:r>
-        <w:rPr>
-          <w:rFonts w:ascii="Times New Roman" w:hAnsi="Times New Roman"/>
-        </w:rPr>
-        <w:lastRenderedPageBreak/>
-        <w:t>figura para que demuestre un proceso lineal y que utilice colores para que la figura sea llamativa a los lectores.</w:t>
+        <w:t>o de la figura para que demuestre un proceso lineal y que utilice colores para que la figura sea llamativa a los lectores.</w:t>
       </w:r>
     </w:p>
     <w:p>
@@ -955,7 +998,6 @@
     <w:p>
       <w:pPr>
         <w:spacing w:after="0" w:line="360" w:lineRule="auto"/>
-        <w:ind w:firstLine="426"/>
         <w:jc w:val="both"/>
         <w:rPr>
           <w:rFonts w:ascii="Times New Roman" w:hAnsi="Times New Roman"/>
@@ -1017,6 +1059,47 @@
     </w:p>
     <w:p>
       <w:pPr>
+        <w:rPr>
+          <w:rFonts w:ascii="Times New Roman" w:hAnsi="Times New Roman"/>
+          <w:b/>
+          <w:sz w:val="28"/>
+        </w:rPr>
+      </w:pPr>
+      <w:r>
+        <w:rPr>
+          <w:rFonts w:ascii="Times New Roman" w:hAnsi="Times New Roman"/>
+          <w:b/>
+          <w:sz w:val="28"/>
+        </w:rPr>
+        <w:t>1.</w:t>
+      </w:r>
+      <w:r>
+        <w:rPr>
+          <w:rFonts w:ascii="Times New Roman" w:hAnsi="Times New Roman"/>
+          <w:b/>
+          <w:sz w:val="28"/>
+        </w:rPr>
+        <w:t>5</w:t>
+      </w:r>
+      <w:r>
+        <w:rPr>
+          <w:rFonts w:ascii="Times New Roman" w:hAnsi="Times New Roman"/>
+          <w:b/>
+          <w:sz w:val="28"/>
+        </w:rPr>
+        <w:t xml:space="preserve"> </w:t>
+      </w:r>
+      <w:r>
+        <w:rPr>
+          <w:rFonts w:ascii="Times New Roman" w:hAnsi="Times New Roman"/>
+          <w:b/>
+          <w:sz w:val="28"/>
+        </w:rPr>
+        <w:t>Utilización para el informe técnico</w:t>
+      </w:r>
+    </w:p>
+    <w:p>
+      <w:pPr>
         <w:spacing w:after="0" w:line="360" w:lineRule="auto"/>
         <w:ind w:firstLine="426"/>
         <w:jc w:val="both"/>
@@ -1024,46 +1107,118 @@
           <w:rFonts w:ascii="Times New Roman" w:hAnsi="Times New Roman"/>
         </w:rPr>
       </w:pPr>
-    </w:p>
-    <w:p>
-      <w:pPr>
-        <w:rPr>
-          <w:rFonts w:ascii="Times New Roman" w:hAnsi="Times New Roman"/>
-          <w:b/>
-          <w:sz w:val="28"/>
-        </w:rPr>
-      </w:pPr>
-      <w:r>
-        <w:rPr>
-          <w:rFonts w:ascii="Times New Roman" w:hAnsi="Times New Roman"/>
-          <w:b/>
-          <w:sz w:val="28"/>
-        </w:rPr>
-        <w:t>1.</w:t>
-      </w:r>
-      <w:r>
-        <w:rPr>
-          <w:rFonts w:ascii="Times New Roman" w:hAnsi="Times New Roman"/>
-          <w:b/>
-          <w:sz w:val="28"/>
-        </w:rPr>
-        <w:t>5</w:t>
-      </w:r>
-      <w:r>
-        <w:rPr>
-          <w:rFonts w:ascii="Times New Roman" w:hAnsi="Times New Roman"/>
-          <w:b/>
-          <w:sz w:val="28"/>
+      <w:r>
+        <w:rPr>
+          <w:rFonts w:ascii="Times New Roman" w:hAnsi="Times New Roman"/>
+        </w:rPr>
+        <w:t>En este caso</w:t>
+      </w:r>
+      <w:r>
+        <w:rPr>
+          <w:rFonts w:ascii="Times New Roman" w:hAnsi="Times New Roman"/>
+        </w:rPr>
+        <w:t xml:space="preserve"> si</w:t>
+      </w:r>
+      <w:r>
+        <w:rPr>
+          <w:rFonts w:ascii="Times New Roman" w:hAnsi="Times New Roman"/>
+        </w:rPr>
+        <w:t xml:space="preserve"> se utilizará la figura generada para el informe técnico porque muestra de forma rápida y </w:t>
+      </w:r>
+      <w:r>
+        <w:rPr>
+          <w:rFonts w:ascii="Times New Roman" w:hAnsi="Times New Roman"/>
+        </w:rPr>
+        <w:t>efectiva</w:t>
+      </w:r>
+      <w:r>
+        <w:rPr>
+          <w:rFonts w:ascii="Times New Roman" w:hAnsi="Times New Roman"/>
+        </w:rPr>
+        <w:t xml:space="preserve"> el proceso de producción de litio desde su comienzo en la extracción hasta su finalización en la </w:t>
+      </w:r>
+      <w:r>
+        <w:rPr>
+          <w:rFonts w:ascii="Times New Roman" w:hAnsi="Times New Roman"/>
+        </w:rPr>
+        <w:t>manufacturación de baterías.</w:t>
+      </w:r>
+      <w:r>
+        <w:rPr>
+          <w:rFonts w:ascii="Times New Roman" w:hAnsi="Times New Roman"/>
         </w:rPr>
         <w:t xml:space="preserve"> </w:t>
       </w:r>
       <w:r>
         <w:rPr>
           <w:rFonts w:ascii="Times New Roman" w:hAnsi="Times New Roman"/>
-          <w:b/>
-          <w:sz w:val="28"/>
-        </w:rPr>
-        <w:t>Utilización para el informe técnico</w:t>
+        </w:rPr>
+        <w:t>Además, su formato lineal y el uso de colores facilitan la comprensión y aportan claridad visual al desarrollo del informe, permitiendo que el lector entienda cada etapa sin necesidad de una explicación extensa.</w:t>
+      </w:r>
+    </w:p>
+    <w:p>
+      <w:pPr>
+        <w:rPr>
+          <w:rFonts w:ascii="Times New Roman" w:hAnsi="Times New Roman"/>
+        </w:rPr>
+      </w:pPr>
+      <w:r>
+        <w:rPr>
+          <w:rFonts w:ascii="Times New Roman" w:hAnsi="Times New Roman"/>
+        </w:rPr>
+        <w:br w:type="page"/>
+      </w:r>
+    </w:p>
+    <w:p>
+      <w:pPr>
+        <w:rPr>
+          <w:rFonts w:ascii="Times New Roman" w:hAnsi="Times New Roman"/>
+          <w:b/>
+          <w:sz w:val="28"/>
+        </w:rPr>
+      </w:pPr>
+      <w:r>
+        <w:rPr>
+          <w:rFonts w:ascii="Times New Roman" w:hAnsi="Times New Roman"/>
+          <w:b/>
+          <w:sz w:val="28"/>
+        </w:rPr>
+        <w:lastRenderedPageBreak/>
+        <w:t xml:space="preserve">2 </w:t>
+      </w:r>
+      <w:r>
+        <w:rPr>
+          <w:rFonts w:ascii="Times New Roman" w:hAnsi="Times New Roman"/>
+          <w:b/>
+          <w:sz w:val="28"/>
+        </w:rPr>
+        <w:t>Tabla</w:t>
+      </w:r>
+    </w:p>
+    <w:p>
+      <w:pPr>
+        <w:rPr>
+          <w:rFonts w:ascii="Times New Roman" w:hAnsi="Times New Roman"/>
+          <w:b/>
+          <w:sz w:val="28"/>
+        </w:rPr>
+      </w:pPr>
+      <w:r>
+        <w:rPr>
+          <w:rFonts w:ascii="Times New Roman" w:hAnsi="Times New Roman"/>
+          <w:b/>
+          <w:sz w:val="28"/>
+        </w:rPr>
+        <w:t xml:space="preserve">2.1 </w:t>
+      </w:r>
+      <w:r>
+        <w:rPr>
+          <w:rFonts w:ascii="Times New Roman" w:hAnsi="Times New Roman"/>
+          <w:b/>
+          <w:bCs/>
+          <w:sz w:val="28"/>
+        </w:rPr>
+        <w:t>Pedido inicial</w:t>
       </w:r>
     </w:p>
     <w:p>
@@ -1079,229 +1234,25 @@
         <w:rPr>
           <w:rFonts w:ascii="Times New Roman" w:hAnsi="Times New Roman"/>
         </w:rPr>
-        <w:t xml:space="preserve">En este caso se utilizará la figura generada para el informe técnico porque muestra de forma rápida y fácil de entender el proceso de producción de litio desde su comienzo en la extracción hasta su finalización en la </w:t>
-      </w:r>
-      <w:r>
-        <w:rPr>
-          <w:rFonts w:ascii="Times New Roman" w:hAnsi="Times New Roman"/>
-        </w:rPr>
-        <w:t>manufacturación de baterías.</w:t>
-      </w:r>
-    </w:p>
-    <w:p>
-      <w:pPr>
-        <w:spacing w:after="0" w:line="360" w:lineRule="auto"/>
-        <w:ind w:firstLine="426"/>
-        <w:jc w:val="both"/>
-        <w:rPr>
-          <w:rFonts w:ascii="Times New Roman" w:hAnsi="Times New Roman"/>
-        </w:rPr>
-      </w:pPr>
-    </w:p>
-    <w:p>
-      <w:pPr>
-        <w:rPr>
-          <w:rFonts w:ascii="Times New Roman" w:hAnsi="Times New Roman"/>
-          <w:b/>
-          <w:sz w:val="28"/>
-        </w:rPr>
-      </w:pPr>
-      <w:r>
-        <w:rPr>
-          <w:rFonts w:ascii="Times New Roman" w:hAnsi="Times New Roman"/>
-          <w:b/>
-          <w:sz w:val="28"/>
-        </w:rPr>
-        <w:t xml:space="preserve">2 </w:t>
-      </w:r>
-      <w:r>
-        <w:rPr>
-          <w:rFonts w:ascii="Times New Roman" w:hAnsi="Times New Roman"/>
-          <w:b/>
-          <w:sz w:val="28"/>
-        </w:rPr>
-        <w:t>Tabla</w:t>
-      </w:r>
-    </w:p>
-    <w:p>
-      <w:pPr>
-        <w:rPr>
-          <w:rFonts w:ascii="Times New Roman" w:hAnsi="Times New Roman"/>
-          <w:b/>
-          <w:sz w:val="28"/>
-        </w:rPr>
-      </w:pPr>
-      <w:r>
-        <w:rPr>
-          <w:rFonts w:ascii="Times New Roman" w:hAnsi="Times New Roman"/>
-          <w:b/>
-          <w:sz w:val="28"/>
-        </w:rPr>
-        <w:t xml:space="preserve">2.1 </w:t>
-      </w:r>
-      <w:r>
-        <w:rPr>
-          <w:rFonts w:ascii="Times New Roman" w:hAnsi="Times New Roman"/>
-          <w:b/>
-          <w:bCs/>
-          <w:sz w:val="28"/>
-        </w:rPr>
-        <w:t>Pedido inicial</w:t>
-      </w:r>
-    </w:p>
-    <w:p>
-      <w:pPr>
-        <w:spacing w:after="0" w:line="360" w:lineRule="auto"/>
-        <w:ind w:firstLine="426"/>
-        <w:jc w:val="both"/>
-        <w:rPr>
-          <w:rFonts w:ascii="Times New Roman" w:hAnsi="Times New Roman"/>
-        </w:rPr>
-      </w:pPr>
-      <w:r>
-        <w:rPr>
-          <w:rFonts w:ascii="Times New Roman" w:hAnsi="Times New Roman"/>
-        </w:rPr>
-        <w:t xml:space="preserve">Desde una perspectiva tecnológica y ambiental, la minería de litio se lleva a cabo mediante un espectro de métodos que varían significativamente en su impacto hídrico, madurez </w:t>
-      </w:r>
-      <w:proofErr w:type="spellStart"/>
-      <w:r>
-        <w:rPr>
-          <w:rFonts w:ascii="Times New Roman" w:hAnsi="Times New Roman"/>
-        </w:rPr>
-        <w:t>tecnocomercial</w:t>
-      </w:r>
-      <w:proofErr w:type="spellEnd"/>
-      <w:r>
-        <w:rPr>
-          <w:rFonts w:ascii="Times New Roman" w:hAnsi="Times New Roman"/>
-        </w:rPr>
-        <w:t xml:space="preserve"> y consumo energético. La tecnología más establecida y ampliamente implementada a nivel global es la evaporación solar, utilizada predominantemente en los salares de América del Sur. Este proceso, aunque de bajo consumo energético al aprovechar la radiación solar, presenta un alto impacto hídrico debido a la evaporación intensiva de agua y la alteración de acuíferos. Similarmente, la minería de roca dura, principalmente de </w:t>
-      </w:r>
-      <w:proofErr w:type="spellStart"/>
-      <w:r>
-        <w:rPr>
-          <w:rFonts w:ascii="Times New Roman" w:hAnsi="Times New Roman"/>
-        </w:rPr>
-        <w:t>espodumeno</w:t>
-      </w:r>
-      <w:proofErr w:type="spellEnd"/>
-      <w:r>
-        <w:rPr>
-          <w:rFonts w:ascii="Times New Roman" w:hAnsi="Times New Roman"/>
-        </w:rPr>
-        <w:t xml:space="preserve"> en </w:t>
-      </w:r>
-      <w:r>
-        <w:rPr>
-          <w:rFonts w:ascii="Times New Roman" w:hAnsi="Times New Roman"/>
-        </w:rPr>
-        <w:lastRenderedPageBreak/>
-        <w:t>Australia, China y Canadá, es otra método establecido, pero se caracteriza por un alto consumo tanto de agua como de energía, necesario para las etapas de trituración, tostación y procesamiento químico del mineral.</w:t>
-      </w:r>
-    </w:p>
-    <w:p>
-      <w:pPr>
-        <w:spacing w:after="0" w:line="360" w:lineRule="auto"/>
-        <w:ind w:firstLine="426"/>
-        <w:jc w:val="both"/>
-        <w:rPr>
-          <w:rFonts w:ascii="Times New Roman" w:hAnsi="Times New Roman"/>
-        </w:rPr>
-      </w:pPr>
-      <w:r>
-        <w:rPr>
-          <w:rFonts w:ascii="Times New Roman" w:hAnsi="Times New Roman"/>
-        </w:rPr>
-        <w:t xml:space="preserve">En un escalón intermedio de desarrollo se encuentra la ósmosis inversa, una tecnología de transición que actúa como complemento para </w:t>
-      </w:r>
-      <w:proofErr w:type="spellStart"/>
-      <w:r>
-        <w:rPr>
-          <w:rFonts w:ascii="Times New Roman" w:hAnsi="Times New Roman"/>
-        </w:rPr>
-        <w:t>pre-concentrar</w:t>
-      </w:r>
-      <w:proofErr w:type="spellEnd"/>
-      <w:r>
-        <w:rPr>
-          <w:rFonts w:ascii="Times New Roman" w:hAnsi="Times New Roman"/>
-        </w:rPr>
-        <w:t xml:space="preserve"> salmueras antes de la evaporación. Reduce parcialmente la dependencia de la evaporación solar, moderando así el impacto hídrico, pero introduce un consumo energético medio debido a los requerimientos de bombeo a alta presión para las membranas.</w:t>
-      </w:r>
-    </w:p>
-    <w:p>
-      <w:pPr>
-        <w:spacing w:after="0" w:line="360" w:lineRule="auto"/>
-        <w:ind w:firstLine="426"/>
-        <w:jc w:val="both"/>
-        <w:rPr>
-          <w:rFonts w:ascii="Times New Roman" w:hAnsi="Times New Roman"/>
-        </w:rPr>
-      </w:pPr>
-      <w:r>
-        <w:rPr>
-          <w:rFonts w:ascii="Times New Roman" w:hAnsi="Times New Roman"/>
-        </w:rPr>
-        <w:t xml:space="preserve">Las tecnologías más innovadoras, agrupadas bajo el paraguas de la Extracción Directa de Litio (DLE), se encuentran en fases emergentes o experimentales. Métodos como la extracción por solventes, el intercambio iónico y la absorción con adsorbentes comparten la ventaja de un bajo impacto hídrico, ya que operan en circuitos cerrados que permiten la reinyección de la salmuera. Sin embargo, su consumo energético varía de medio a alto, dependiendo de los procesos de regeneración de reactivos o de la aplicación de campos eléctricos. Empresas como Lilac </w:t>
-      </w:r>
-      <w:proofErr w:type="spellStart"/>
-      <w:r>
-        <w:rPr>
-          <w:rFonts w:ascii="Times New Roman" w:hAnsi="Times New Roman"/>
-        </w:rPr>
-        <w:t>Solutions</w:t>
-      </w:r>
-      <w:proofErr w:type="spellEnd"/>
-      <w:r>
-        <w:rPr>
-          <w:rFonts w:ascii="Times New Roman" w:hAnsi="Times New Roman"/>
-        </w:rPr>
-        <w:t xml:space="preserve">, </w:t>
-      </w:r>
-      <w:proofErr w:type="spellStart"/>
-      <w:r>
-        <w:rPr>
-          <w:rFonts w:ascii="Times New Roman" w:hAnsi="Times New Roman"/>
-        </w:rPr>
-        <w:t>Sunresin</w:t>
-      </w:r>
-      <w:proofErr w:type="spellEnd"/>
-      <w:r>
-        <w:rPr>
-          <w:rFonts w:ascii="Times New Roman" w:hAnsi="Times New Roman"/>
-        </w:rPr>
-        <w:t xml:space="preserve">, POSCO y </w:t>
-      </w:r>
-      <w:proofErr w:type="spellStart"/>
-      <w:r>
-        <w:rPr>
-          <w:rFonts w:ascii="Times New Roman" w:hAnsi="Times New Roman"/>
-        </w:rPr>
-        <w:t>Eramet</w:t>
-      </w:r>
-      <w:proofErr w:type="spellEnd"/>
-      <w:r>
-        <w:rPr>
-          <w:rFonts w:ascii="Times New Roman" w:hAnsi="Times New Roman"/>
-        </w:rPr>
-        <w:t xml:space="preserve"> están liderando proyectos piloto en Argentina y otros países, buscando superar los desafíos de escalabilidad y costos. En la frontera más experimental se encuentra la electrodiálisis, que, si bien promete una alta selectividad y mínimo impacto hídrico, requiere un alto consumo de energía y aún no ha demostrado viabilidad comercial a gran escala.</w:t>
-      </w:r>
-    </w:p>
-    <w:p>
-      <w:pPr>
-        <w:spacing w:after="0" w:line="360" w:lineRule="auto"/>
-        <w:ind w:firstLine="426"/>
-        <w:jc w:val="both"/>
-        <w:rPr>
-          <w:rFonts w:ascii="Times New Roman" w:hAnsi="Times New Roman"/>
-        </w:rPr>
-      </w:pPr>
-      <w:r>
-        <w:rPr>
-          <w:rFonts w:ascii="Times New Roman" w:hAnsi="Times New Roman"/>
-        </w:rPr>
-        <w:t>En conjunto, la evolución tecnológica en la minería de litio avanza hacia métodos que priorizan la reducción del impacto hídrico, pero enfrentan el reto de equilibrar esta ventaja ambiental con mayores demandas energéticas y la necesidad de alcanzar la madurez comercial necesaria para competir con las técnicas establecidas.</w:t>
+        <w:t xml:space="preserve">Se utilizó la inteligencia artificial Draft With AI. </w:t>
+      </w:r>
+      <w:r>
+        <w:rPr>
+          <w:rFonts w:ascii="Times New Roman" w:hAnsi="Times New Roman"/>
+        </w:rPr>
+        <w:t xml:space="preserve">Para la </w:t>
+      </w:r>
+      <w:r>
+        <w:rPr>
+          <w:rFonts w:ascii="Times New Roman" w:hAnsi="Times New Roman"/>
+        </w:rPr>
+        <w:t>generación de la tabla se tomó como base un fragmento del desarrollo del informe técnico, en el cual se describen los principales métodos de extracción de litio junto con sus características tecnológicas y ambientales.</w:t>
+      </w:r>
+      <w:r>
+        <w:rPr>
+          <w:rFonts w:ascii="Times New Roman" w:hAnsi="Times New Roman"/>
+        </w:rPr>
+        <w:t xml:space="preserve"> No se indicó a la IA ningún nombre de columna ni clasificación que se deba tener en cuenta, tampoco se indicó un formato a seguir.</w:t>
       </w:r>
     </w:p>
     <w:p>
@@ -1481,92 +1432,61 @@
         <w:rPr>
           <w:rFonts w:ascii="Times New Roman" w:hAnsi="Times New Roman"/>
         </w:rPr>
-        <w:lastRenderedPageBreak/>
-        <w:t>La tabla fue generada con los encabezados en inglés. Se agregó la columna “</w:t>
-      </w:r>
-      <w:proofErr w:type="spellStart"/>
-      <w:r>
-        <w:rPr>
-          <w:rFonts w:ascii="Times New Roman" w:hAnsi="Times New Roman"/>
-        </w:rPr>
-        <w:t>Commercial</w:t>
-      </w:r>
-      <w:proofErr w:type="spellEnd"/>
+        <w:t>La tabla fue generada con los encabezados en inglés. Se agregó la columna “Commercial Maturity”, que no agrega</w:t>
+      </w:r>
       <w:r>
         <w:rPr>
           <w:rFonts w:ascii="Times New Roman" w:hAnsi="Times New Roman"/>
         </w:rPr>
         <w:t xml:space="preserve"> </w:t>
       </w:r>
-      <w:proofErr w:type="spellStart"/>
-      <w:r>
-        <w:rPr>
-          <w:rFonts w:ascii="Times New Roman" w:hAnsi="Times New Roman"/>
-        </w:rPr>
-        <w:t>Maturity</w:t>
-      </w:r>
-      <w:proofErr w:type="spellEnd"/>
-      <w:r>
-        <w:rPr>
-          <w:rFonts w:ascii="Times New Roman" w:hAnsi="Times New Roman"/>
-        </w:rPr>
-        <w:t>”, que no agrega más información que la columna “</w:t>
-      </w:r>
-      <w:proofErr w:type="spellStart"/>
-      <w:r>
-        <w:rPr>
-          <w:rFonts w:ascii="Times New Roman" w:hAnsi="Times New Roman"/>
-        </w:rPr>
-        <w:t>Type</w:t>
-      </w:r>
-      <w:proofErr w:type="spellEnd"/>
-      <w:r>
-        <w:rPr>
-          <w:rFonts w:ascii="Times New Roman" w:hAnsi="Times New Roman"/>
-        </w:rPr>
-        <w:t>”. La información contenida en “Notes” no tiene un propósito especifico. Y la clasificación para el valor intermedio en “</w:t>
-      </w:r>
-      <w:proofErr w:type="spellStart"/>
-      <w:r>
-        <w:rPr>
-          <w:rFonts w:ascii="Times New Roman" w:hAnsi="Times New Roman"/>
-        </w:rPr>
-        <w:t>Impact</w:t>
-      </w:r>
-      <w:proofErr w:type="spellEnd"/>
+      <w:r>
+        <w:rPr>
+          <w:rFonts w:ascii="Times New Roman" w:hAnsi="Times New Roman"/>
+        </w:rPr>
+        <w:t>información</w:t>
+      </w:r>
+      <w:r>
+        <w:rPr>
+          <w:rFonts w:ascii="Times New Roman" w:hAnsi="Times New Roman"/>
+        </w:rPr>
+        <w:t xml:space="preserve"> adicional</w:t>
+      </w:r>
       <w:r>
         <w:rPr>
           <w:rFonts w:ascii="Times New Roman" w:hAnsi="Times New Roman"/>
         </w:rPr>
         <w:t xml:space="preserve"> </w:t>
       </w:r>
-      <w:proofErr w:type="spellStart"/>
-      <w:r>
-        <w:rPr>
-          <w:rFonts w:ascii="Times New Roman" w:hAnsi="Times New Roman"/>
-        </w:rPr>
-        <w:t>on</w:t>
-      </w:r>
-      <w:proofErr w:type="spellEnd"/>
-      <w:r>
-        <w:rPr>
-          <w:rFonts w:ascii="Times New Roman" w:hAnsi="Times New Roman"/>
-        </w:rPr>
-        <w:t xml:space="preserve"> wáter” y “Energy </w:t>
-      </w:r>
-      <w:proofErr w:type="spellStart"/>
-      <w:r>
-        <w:rPr>
-          <w:rFonts w:ascii="Times New Roman" w:hAnsi="Times New Roman"/>
-        </w:rPr>
-        <w:t>Consumption</w:t>
-      </w:r>
-      <w:proofErr w:type="spellEnd"/>
-      <w:r>
-        <w:rPr>
-          <w:rFonts w:ascii="Times New Roman" w:hAnsi="Times New Roman"/>
-        </w:rPr>
-        <w:t>” tiene dos nombres diferentes para un mismo nivel, “Moderado” y “Medio”.</w:t>
+      <w:r>
+        <w:rPr>
+          <w:rFonts w:ascii="Times New Roman" w:hAnsi="Times New Roman"/>
+        </w:rPr>
+        <w:t>a</w:t>
+      </w:r>
+      <w:r>
+        <w:rPr>
+          <w:rFonts w:ascii="Times New Roman" w:hAnsi="Times New Roman"/>
+        </w:rPr>
+        <w:t xml:space="preserve"> la columna “Type”. </w:t>
+      </w:r>
+      <w:r>
+        <w:rPr>
+          <w:rFonts w:ascii="Times New Roman" w:hAnsi="Times New Roman"/>
+        </w:rPr>
+        <w:t>El contenido en la columna</w:t>
+      </w:r>
+      <w:r>
+        <w:rPr>
+          <w:rFonts w:ascii="Times New Roman" w:hAnsi="Times New Roman"/>
+        </w:rPr>
+        <w:t xml:space="preserve"> “Notes” no tiene un propósito especifico. </w:t>
+      </w:r>
+      <w:r>
+        <w:rPr>
+          <w:rFonts w:ascii="Times New Roman" w:hAnsi="Times New Roman"/>
+        </w:rPr>
+        <w:t>Además, la clasificación para el valor intermedio en “Impact on water” y “Energy Consumption” utiliza dos denominaciones diferentes para el mismo nivel: “Moderado” y “Medio”</w:t>
       </w:r>
     </w:p>
     <w:p>
@@ -1598,27 +1518,17 @@
         <w:jc w:val="both"/>
         <w:rPr>
           <w:rFonts w:ascii="Times New Roman" w:hAnsi="Times New Roman"/>
-        </w:rPr>
-      </w:pPr>
-      <w:proofErr w:type="spellStart"/>
-      <w:r>
-        <w:rPr>
-          <w:rFonts w:ascii="Times New Roman" w:hAnsi="Times New Roman"/>
-        </w:rPr>
-        <w:t>Us</w:t>
-      </w:r>
-      <w:r>
-        <w:rPr>
-          <w:rFonts w:ascii="Times New Roman" w:hAnsi="Times New Roman"/>
-        </w:rPr>
-        <w:t>á</w:t>
-      </w:r>
-      <w:proofErr w:type="spellEnd"/>
-      <w:r>
-        <w:rPr>
-          <w:rFonts w:ascii="Times New Roman" w:hAnsi="Times New Roman"/>
-        </w:rPr>
-        <w:t xml:space="preserve"> una tabla con 5 columnas:</w:t>
+          <w:i/>
+          <w:iCs/>
+        </w:rPr>
+      </w:pPr>
+      <w:r>
+        <w:rPr>
+          <w:rFonts w:ascii="Times New Roman" w:hAnsi="Times New Roman"/>
+          <w:i/>
+          <w:iCs/>
+        </w:rPr>
+        <w:t>Usá una tabla con 5 columnas:</w:t>
       </w:r>
     </w:p>
     <w:p>
@@ -1631,13 +1541,17 @@
         <w:jc w:val="both"/>
         <w:rPr>
           <w:rFonts w:ascii="Times New Roman" w:hAnsi="Times New Roman"/>
-        </w:rPr>
-      </w:pPr>
-      <w:r>
-        <w:rPr>
-          <w:rFonts w:ascii="Times New Roman" w:hAnsi="Times New Roman"/>
-        </w:rPr>
-        <w:t>Método, Nivel de implementación, Consumo de agua, Consumo de energía, descripción (breve)</w:t>
+          <w:i/>
+          <w:iCs/>
+        </w:rPr>
+      </w:pPr>
+      <w:r>
+        <w:rPr>
+          <w:rFonts w:ascii="Times New Roman" w:hAnsi="Times New Roman"/>
+          <w:i/>
+          <w:iCs/>
+        </w:rPr>
+        <w:t>Método, Nivel de implementación, Consumo de agua, Consumo de energía, descripción</w:t>
       </w:r>
     </w:p>
     <w:p>
@@ -1650,23 +1564,31 @@
         <w:jc w:val="both"/>
         <w:rPr>
           <w:rFonts w:ascii="Times New Roman" w:hAnsi="Times New Roman"/>
-        </w:rPr>
-      </w:pPr>
-      <w:r>
-        <w:rPr>
-          <w:rFonts w:ascii="Times New Roman" w:hAnsi="Times New Roman"/>
+          <w:i/>
+          <w:iCs/>
+        </w:rPr>
+      </w:pPr>
+      <w:r>
+        <w:rPr>
+          <w:rFonts w:ascii="Times New Roman" w:hAnsi="Times New Roman"/>
+          <w:i/>
+          <w:iCs/>
         </w:rPr>
         <w:t xml:space="preserve">Las categorías del </w:t>
       </w:r>
       <w:r>
         <w:rPr>
           <w:rFonts w:ascii="Times New Roman" w:hAnsi="Times New Roman"/>
+          <w:i/>
+          <w:iCs/>
         </w:rPr>
         <w:t>nivel de implementación</w:t>
       </w:r>
       <w:r>
         <w:rPr>
           <w:rFonts w:ascii="Times New Roman" w:hAnsi="Times New Roman"/>
+          <w:i/>
+          <w:iCs/>
         </w:rPr>
         <w:t xml:space="preserve"> son:</w:t>
       </w:r>
@@ -1681,19 +1603,17 @@
         <w:jc w:val="both"/>
         <w:rPr>
           <w:rFonts w:ascii="Times New Roman" w:hAnsi="Times New Roman"/>
-        </w:rPr>
-      </w:pPr>
-      <w:r>
-        <w:rPr>
-          <w:rFonts w:ascii="Times New Roman" w:hAnsi="Times New Roman"/>
-        </w:rPr>
-        <w:t>Establecido, Mejora, Emergente, Experimenta</w:t>
-      </w:r>
-      <w:r>
-        <w:rPr>
-          <w:rFonts w:ascii="Times New Roman" w:hAnsi="Times New Roman"/>
-        </w:rPr>
-        <w:t>l</w:t>
+          <w:i/>
+          <w:iCs/>
+        </w:rPr>
+      </w:pPr>
+      <w:r>
+        <w:rPr>
+          <w:rFonts w:ascii="Times New Roman" w:hAnsi="Times New Roman"/>
+          <w:i/>
+          <w:iCs/>
+        </w:rPr>
+        <w:t>Establecido, Mejora, Emergente, Experimental</w:t>
       </w:r>
     </w:p>
     <w:p>
@@ -1706,11 +1626,15 @@
         <w:jc w:val="both"/>
         <w:rPr>
           <w:rFonts w:ascii="Times New Roman" w:hAnsi="Times New Roman"/>
-        </w:rPr>
-      </w:pPr>
-      <w:r>
-        <w:rPr>
-          <w:rFonts w:ascii="Times New Roman" w:hAnsi="Times New Roman"/>
+          <w:i/>
+          <w:iCs/>
+        </w:rPr>
+      </w:pPr>
+      <w:r>
+        <w:rPr>
+          <w:rFonts w:ascii="Times New Roman" w:hAnsi="Times New Roman"/>
+          <w:i/>
+          <w:iCs/>
         </w:rPr>
         <w:t>Las categorías del consumo de agua y del consumo de energía son:</w:t>
       </w:r>
@@ -1725,42 +1649,47 @@
         <w:jc w:val="both"/>
         <w:rPr>
           <w:rFonts w:ascii="Times New Roman" w:hAnsi="Times New Roman"/>
-        </w:rPr>
-      </w:pPr>
-      <w:r>
-        <w:rPr>
-          <w:rFonts w:ascii="Times New Roman" w:hAnsi="Times New Roman"/>
+          <w:i/>
+          <w:iCs/>
+        </w:rPr>
+      </w:pPr>
+      <w:r>
+        <w:rPr>
+          <w:rFonts w:ascii="Times New Roman" w:hAnsi="Times New Roman"/>
+          <w:i/>
+          <w:iCs/>
         </w:rPr>
         <w:t>Alto, Medio, Bajo</w:t>
       </w:r>
     </w:p>
     <w:p>
       <w:pPr>
-        <w:tabs>
-          <w:tab w:val="left" w:pos="1728"/>
-        </w:tabs>
-        <w:spacing w:after="0" w:line="360" w:lineRule="auto"/>
-        <w:ind w:firstLine="426"/>
-        <w:jc w:val="both"/>
-        <w:rPr>
-          <w:rFonts w:ascii="Times New Roman" w:hAnsi="Times New Roman"/>
-        </w:rPr>
-      </w:pPr>
-    </w:p>
-    <w:p>
-      <w:pPr>
-        <w:rPr>
-          <w:rFonts w:ascii="Times New Roman" w:hAnsi="Times New Roman"/>
-          <w:b/>
-          <w:sz w:val="28"/>
-        </w:rPr>
-      </w:pPr>
-      <w:r>
-        <w:rPr>
-          <w:rFonts w:ascii="Times New Roman" w:hAnsi="Times New Roman"/>
-          <w:b/>
-          <w:sz w:val="28"/>
-        </w:rPr>
+        <w:rPr>
+          <w:rFonts w:ascii="Times New Roman" w:hAnsi="Times New Roman"/>
+        </w:rPr>
+      </w:pPr>
+      <w:r>
+        <w:rPr>
+          <w:rFonts w:ascii="Times New Roman" w:hAnsi="Times New Roman"/>
+        </w:rPr>
+        <w:br w:type="page"/>
+      </w:r>
+    </w:p>
+    <w:p>
+      <w:pPr>
+        <w:rPr>
+          <w:rFonts w:ascii="Times New Roman" w:hAnsi="Times New Roman"/>
+          <w:b/>
+          <w:sz w:val="28"/>
+        </w:rPr>
+      </w:pPr>
+      <w:r>
+        <w:rPr>
+          <w:rFonts w:ascii="Times New Roman" w:hAnsi="Times New Roman"/>
+          <w:b/>
+          <w:sz w:val="28"/>
+        </w:rPr>
+        <w:lastRenderedPageBreak/>
         <w:t>2</w:t>
       </w:r>
       <w:r>
@@ -1809,10 +1738,10 @@
           <w:noProof/>
         </w:rPr>
         <w:drawing>
-          <wp:inline distT="0" distB="0" distL="0" distR="0" wp14:anchorId="3402157F" wp14:editId="625CFE20">
-            <wp:extent cx="5927390" cy="1574800"/>
-            <wp:effectExtent l="0" t="0" r="0" b="6350"/>
-            <wp:docPr id="134391353" name="Imagen 5"/>
+          <wp:inline distT="0" distB="0" distL="0" distR="0" wp14:anchorId="0651F09E" wp14:editId="53E63FA9">
+            <wp:extent cx="6057621" cy="1606061"/>
+            <wp:effectExtent l="0" t="0" r="635" b="0"/>
+            <wp:docPr id="1848562936" name="Imagen 1"/>
             <wp:cNvGraphicFramePr>
               <a:graphicFrameLocks xmlns:a="http://schemas.openxmlformats.org/drawingml/2006/main" noChangeAspect="1"/>
             </wp:cNvGraphicFramePr>
@@ -1820,7 +1749,7 @@
               <a:graphicData uri="http://schemas.openxmlformats.org/drawingml/2006/picture">
                 <pic:pic xmlns:pic="http://schemas.openxmlformats.org/drawingml/2006/picture">
                   <pic:nvPicPr>
-                    <pic:cNvPr id="0" name="Picture 7"/>
+                    <pic:cNvPr id="0" name="Picture 1"/>
                     <pic:cNvPicPr>
                       <a:picLocks noChangeAspect="1" noChangeArrowheads="1"/>
                     </pic:cNvPicPr>
@@ -1841,7 +1770,7 @@
                   <pic:spPr bwMode="auto">
                     <a:xfrm>
                       <a:off x="0" y="0"/>
-                      <a:ext cx="5934344" cy="1576648"/>
+                      <a:ext cx="6078552" cy="1611611"/>
                     </a:xfrm>
                     <a:prstGeom prst="rect">
                       <a:avLst/>
@@ -1918,7 +1847,11 @@
     </w:p>
     <w:p>
       <w:pPr>
+        <w:tabs>
+          <w:tab w:val="left" w:pos="1728"/>
+        </w:tabs>
         <w:spacing w:after="0" w:line="360" w:lineRule="auto"/>
+        <w:ind w:firstLine="426"/>
         <w:jc w:val="both"/>
         <w:rPr>
           <w:rFonts w:ascii="Times New Roman" w:hAnsi="Times New Roman"/>
@@ -1928,36 +1861,45 @@
         <w:rPr>
           <w:rFonts w:ascii="Times New Roman" w:hAnsi="Times New Roman"/>
         </w:rPr>
-        <w:t>La tabla fue generada con los encabezados en inglés. Se agregó la columna “</w:t>
-      </w:r>
-      <w:proofErr w:type="spellStart"/>
-      <w:r>
-        <w:rPr>
-          <w:rFonts w:ascii="Times New Roman" w:hAnsi="Times New Roman"/>
-        </w:rPr>
-        <w:t>Commercial</w:t>
-      </w:r>
-      <w:proofErr w:type="spellEnd"/>
-      <w:r>
-        <w:rPr>
-          <w:rFonts w:ascii="Times New Roman" w:hAnsi="Times New Roman"/>
-        </w:rPr>
-        <w:t xml:space="preserve"> </w:t>
-      </w:r>
-      <w:proofErr w:type="spellStart"/>
-      <w:r>
-        <w:rPr>
-          <w:rFonts w:ascii="Times New Roman" w:hAnsi="Times New Roman"/>
-        </w:rPr>
-        <w:t>Maturity</w:t>
-      </w:r>
-      <w:proofErr w:type="spellEnd"/>
-      <w:r>
-        <w:rPr>
-          <w:rFonts w:ascii="Times New Roman" w:hAnsi="Times New Roman"/>
-        </w:rPr>
-        <w:t>”,</w:t>
-      </w:r>
+        <w:t>Esta tabla no será utilizada directamente en el informe técnico porque, aunque la información en las primeras cuatro columnas es concreta y fácil de entender, pero la quinta columna “</w:t>
+      </w:r>
+      <w:r>
+        <w:rPr>
+          <w:rFonts w:ascii="Times New Roman" w:hAnsi="Times New Roman"/>
+        </w:rPr>
+        <w:t>descripción</w:t>
+      </w:r>
+      <w:r>
+        <w:rPr>
+          <w:rFonts w:ascii="Times New Roman" w:hAnsi="Times New Roman"/>
+        </w:rPr>
+        <w:t xml:space="preserve">” sigue sin tener un propósito claro y da información que se incluirá en el desarrollo. </w:t>
+      </w:r>
+      <w:r>
+        <w:rPr>
+          <w:rFonts w:ascii="Times New Roman" w:hAnsi="Times New Roman"/>
+        </w:rPr>
+        <w:t>Podrá</w:t>
+      </w:r>
+      <w:r>
+        <w:rPr>
+          <w:rFonts w:ascii="Times New Roman" w:hAnsi="Times New Roman"/>
+        </w:rPr>
+        <w:t xml:space="preserve"> ser incluida una vez modificada para satisfacer las necesidades del informe.</w:t>
+      </w:r>
+    </w:p>
+    <w:p>
+      <w:pPr>
+        <w:tabs>
+          <w:tab w:val="left" w:pos="1728"/>
+        </w:tabs>
+        <w:spacing w:after="0" w:line="360" w:lineRule="auto"/>
+        <w:ind w:firstLine="426"/>
+        <w:jc w:val="both"/>
+        <w:rPr>
+          <w:rFonts w:ascii="Times New Roman" w:hAnsi="Times New Roman"/>
+        </w:rPr>
+      </w:pPr>
     </w:p>
     <w:sectPr>
       <w:footerReference w:type="default" r:id="rId12"/>
@@ -4338,6 +4280,7 @@
   <w:style w:type="character" w:default="1" w:styleId="Fuentedeprrafopredeter">
     <w:name w:val="Default Paragraph Font"/>
     <w:uiPriority w:val="1"/>
+    <w:semiHidden/>
     <w:unhideWhenUsed/>
   </w:style>
   <w:style w:type="table" w:default="1" w:styleId="Tablanormal">
